--- a/revised-april-2026/BWP_Business_Continuity_Plan(v.04.2026).docx
+++ b/revised-april-2026/BWP_Business_Continuity_Plan(v.04.2026).docx
@@ -28,6 +28,8 @@
     </w:p>
     <w:p>
       <w:pPr>
+        <w:keepNext/>
+        <w:keepLines/>
         <w:spacing w:after="200" w:before="480"/>
         <w:jc w:val="center"/>
       </w:pPr>
@@ -45,6 +47,8 @@
     </w:p>
     <w:p>
       <w:pPr>
+        <w:keepNext/>
+        <w:keepLines/>
         <w:spacing w:after="160" w:before="80"/>
         <w:jc w:val="center"/>
       </w:pPr>
@@ -192,6 +196,8 @@
     </w:p>
     <w:p>
       <w:pPr>
+        <w:keepNext/>
+        <w:keepLines/>
         <w:pBdr>
           <w:bottom w:val="single" w:color="1B3A5C" w:sz="4" w:space="4"/>
         </w:pBdr>
@@ -249,6 +255,8 @@
     </w:p>
     <w:p>
       <w:pPr>
+        <w:keepNext/>
+        <w:keepLines/>
         <w:spacing w:after="120" w:before="280" w:line="276" w:lineRule="auto"/>
       </w:pPr>
       <w:r>
@@ -420,6 +428,8 @@
     </w:p>
     <w:p>
       <w:pPr>
+        <w:keepNext/>
+        <w:keepLines/>
         <w:spacing w:after="120" w:before="280" w:line="276" w:lineRule="auto"/>
       </w:pPr>
       <w:r>
@@ -578,6 +588,8 @@
     </w:p>
     <w:p>
       <w:pPr>
+        <w:keepNext/>
+        <w:keepLines/>
         <w:pBdr>
           <w:bottom w:val="single" w:color="1B3A5C" w:sz="4" w:space="4"/>
         </w:pBdr>
@@ -597,6 +609,8 @@
     </w:p>
     <w:p>
       <w:pPr>
+        <w:keepNext/>
+        <w:keepLines/>
         <w:spacing w:after="120" w:before="280" w:line="276" w:lineRule="auto"/>
       </w:pPr>
       <w:r>
@@ -670,6 +684,8 @@
     </w:p>
     <w:p>
       <w:pPr>
+        <w:keepNext/>
+        <w:keepLines/>
         <w:spacing w:after="120" w:before="280" w:line="276" w:lineRule="auto"/>
       </w:pPr>
       <w:r>
@@ -705,6 +721,8 @@
     </w:p>
     <w:p>
       <w:pPr>
+        <w:keepNext/>
+        <w:keepLines/>
         <w:spacing w:after="120" w:before="280" w:line="276" w:lineRule="auto"/>
       </w:pPr>
       <w:r>
@@ -740,6 +758,8 @@
     </w:p>
     <w:p>
       <w:pPr>
+        <w:keepNext/>
+        <w:keepLines/>
         <w:spacing w:after="120" w:before="280" w:line="276" w:lineRule="auto"/>
       </w:pPr>
       <w:r>
@@ -775,6 +795,8 @@
     </w:p>
     <w:p>
       <w:pPr>
+        <w:keepNext/>
+        <w:keepLines/>
         <w:pBdr>
           <w:bottom w:val="single" w:color="1B3A5C" w:sz="4" w:space="4"/>
         </w:pBdr>
@@ -832,6 +854,8 @@
     </w:p>
     <w:p>
       <w:pPr>
+        <w:keepNext/>
+        <w:keepLines/>
         <w:pBdr>
           <w:bottom w:val="single" w:color="1B3A5C" w:sz="4" w:space="4"/>
         </w:pBdr>
@@ -889,6 +913,8 @@
     </w:p>
     <w:p>
       <w:pPr>
+        <w:keepNext/>
+        <w:keepLines/>
         <w:pBdr>
           <w:bottom w:val="single" w:color="1B3A5C" w:sz="4" w:space="4"/>
         </w:pBdr>
@@ -908,6 +934,8 @@
     </w:p>
     <w:p>
       <w:pPr>
+        <w:keepNext/>
+        <w:keepLines/>
         <w:spacing w:after="120" w:before="280" w:line="276" w:lineRule="auto"/>
       </w:pPr>
       <w:r>
@@ -981,6 +1009,8 @@
     </w:p>
     <w:p>
       <w:pPr>
+        <w:keepNext/>
+        <w:keepLines/>
         <w:spacing w:after="120" w:before="280" w:line="276" w:lineRule="auto"/>
       </w:pPr>
       <w:r>
@@ -1016,6 +1046,8 @@
     </w:p>
     <w:p>
       <w:pPr>
+        <w:keepNext/>
+        <w:keepLines/>
         <w:spacing w:after="120" w:before="280" w:line="276" w:lineRule="auto"/>
       </w:pPr>
       <w:r>
@@ -1108,6 +1140,8 @@
     </w:p>
     <w:p>
       <w:pPr>
+        <w:keepNext/>
+        <w:keepLines/>
         <w:spacing w:after="120" w:before="280" w:line="276" w:lineRule="auto"/>
       </w:pPr>
       <w:r>
@@ -1143,6 +1177,8 @@
     </w:p>
     <w:p>
       <w:pPr>
+        <w:keepNext/>
+        <w:keepLines/>
         <w:pBdr>
           <w:bottom w:val="single" w:color="1B3A5C" w:sz="4" w:space="4"/>
         </w:pBdr>
@@ -1162,6 +1198,8 @@
     </w:p>
     <w:p>
       <w:pPr>
+        <w:keepNext/>
+        <w:keepLines/>
         <w:spacing w:after="120" w:before="280" w:line="276" w:lineRule="auto"/>
       </w:pPr>
       <w:r>
@@ -1197,6 +1235,8 @@
     </w:p>
     <w:p>
       <w:pPr>
+        <w:keepNext/>
+        <w:keepLines/>
         <w:spacing w:after="120" w:before="280" w:line="276" w:lineRule="auto"/>
       </w:pPr>
       <w:r>
@@ -1232,6 +1272,8 @@
     </w:p>
     <w:p>
       <w:pPr>
+        <w:keepNext/>
+        <w:keepLines/>
         <w:spacing w:after="120" w:before="280" w:line="276" w:lineRule="auto"/>
       </w:pPr>
       <w:r>
@@ -1975,6 +2017,8 @@
     </w:p>
     <w:p>
       <w:pPr>
+        <w:keepNext/>
+        <w:keepLines/>
         <w:spacing w:after="120" w:before="280" w:line="276" w:lineRule="auto"/>
       </w:pPr>
       <w:r>
@@ -2029,6 +2073,8 @@
     </w:p>
     <w:p>
       <w:pPr>
+        <w:keepNext/>
+        <w:keepLines/>
         <w:pBdr>
           <w:bottom w:val="single" w:color="1B3A5C" w:sz="4" w:space="4"/>
         </w:pBdr>
@@ -2105,6 +2151,8 @@
     </w:p>
     <w:p>
       <w:pPr>
+        <w:keepNext/>
+        <w:keepLines/>
         <w:pBdr>
           <w:bottom w:val="single" w:color="1B3A5C" w:sz="4" w:space="4"/>
         </w:pBdr>
@@ -2162,6 +2210,8 @@
     </w:p>
     <w:p>
       <w:pPr>
+        <w:keepNext/>
+        <w:keepLines/>
         <w:pBdr>
           <w:bottom w:val="single" w:color="1B3A5C" w:sz="4" w:space="4"/>
         </w:pBdr>
@@ -2255,6 +2305,8 @@
     </w:p>
     <w:p>
       <w:pPr>
+        <w:keepNext/>
+        <w:keepLines/>
         <w:spacing w:after="120" w:before="280" w:line="276" w:lineRule="auto"/>
       </w:pPr>
       <w:r>
@@ -2290,6 +2342,8 @@
     </w:p>
     <w:p>
       <w:pPr>
+        <w:keepNext/>
+        <w:keepLines/>
         <w:spacing w:after="120" w:before="280" w:line="276" w:lineRule="auto"/>
       </w:pPr>
       <w:r>
@@ -2325,6 +2379,8 @@
     </w:p>
     <w:p>
       <w:pPr>
+        <w:keepNext/>
+        <w:keepLines/>
         <w:spacing w:after="120" w:before="280" w:line="276" w:lineRule="auto"/>
       </w:pPr>
       <w:r>
@@ -2360,6 +2416,8 @@
     </w:p>
     <w:p>
       <w:pPr>
+        <w:keepNext/>
+        <w:keepLines/>
         <w:spacing w:after="120" w:before="280" w:line="276" w:lineRule="auto"/>
       </w:pPr>
       <w:r>
@@ -2395,6 +2453,8 @@
     </w:p>
     <w:p>
       <w:pPr>
+        <w:keepNext/>
+        <w:keepLines/>
         <w:spacing w:after="120" w:before="280" w:line="276" w:lineRule="auto"/>
       </w:pPr>
       <w:r>
@@ -2430,6 +2490,8 @@
     </w:p>
     <w:p>
       <w:pPr>
+        <w:keepNext/>
+        <w:keepLines/>
         <w:spacing w:after="120" w:before="280" w:line="276" w:lineRule="auto"/>
       </w:pPr>
       <w:r>
@@ -2465,6 +2527,8 @@
     </w:p>
     <w:p>
       <w:pPr>
+        <w:keepNext/>
+        <w:keepLines/>
         <w:spacing w:after="120" w:before="280" w:line="276" w:lineRule="auto"/>
       </w:pPr>
       <w:r>
@@ -2500,6 +2564,8 @@
     </w:p>
     <w:p>
       <w:pPr>
+        <w:keepNext/>
+        <w:keepLines/>
         <w:spacing w:after="120" w:before="280" w:line="276" w:lineRule="auto"/>
       </w:pPr>
       <w:r>
@@ -2535,6 +2601,8 @@
     </w:p>
     <w:p>
       <w:pPr>
+        <w:keepNext/>
+        <w:keepLines/>
         <w:spacing w:after="120" w:before="280" w:line="276" w:lineRule="auto"/>
       </w:pPr>
       <w:r>
@@ -2570,6 +2638,8 @@
     </w:p>
     <w:p>
       <w:pPr>
+        <w:keepNext/>
+        <w:keepLines/>
         <w:pBdr>
           <w:bottom w:val="single" w:color="1B3A5C" w:sz="4" w:space="4"/>
         </w:pBdr>
@@ -2648,6 +2718,8 @@
     </w:p>
     <w:p>
       <w:pPr>
+        <w:keepNext/>
+        <w:keepLines/>
         <w:spacing w:after="120" w:before="280" w:line="276" w:lineRule="auto"/>
       </w:pPr>
       <w:r>
@@ -2734,6 +2806,8 @@
     </w:p>
     <w:p>
       <w:pPr>
+        <w:keepNext/>
+        <w:keepLines/>
         <w:pBdr>
           <w:bottom w:val="single" w:color="1B3A5C" w:sz="4" w:space="4"/>
         </w:pBdr>
@@ -3814,6 +3888,8 @@
     </w:p>
     <w:p>
       <w:pPr>
+        <w:keepNext/>
+        <w:keepLines/>
         <w:pBdr>
           <w:bottom w:val="single" w:color="1B3A5C" w:sz="4" w:space="4"/>
         </w:pBdr>
@@ -5040,6 +5116,10 @@
   </w:style>
   <w:style w:type="paragraph" w:styleId="Heading1">
     <w:name w:val="Heading 1"/>
+    <w:pPr>
+      <w:keepNext/>
+      <w:keepLines/>
+    </w:pPr>
     <w:basedOn w:val="Normal"/>
     <w:next w:val="Normal"/>
     <w:qFormat/>
@@ -5051,6 +5131,10 @@
   </w:style>
   <w:style w:type="paragraph" w:styleId="Heading2">
     <w:name w:val="Heading 2"/>
+    <w:pPr>
+      <w:keepNext/>
+      <w:keepLines/>
+    </w:pPr>
     <w:basedOn w:val="Normal"/>
     <w:next w:val="Normal"/>
     <w:qFormat/>
@@ -5062,6 +5146,10 @@
   </w:style>
   <w:style w:type="paragraph" w:styleId="Heading3">
     <w:name w:val="Heading 3"/>
+    <w:pPr>
+      <w:keepNext/>
+      <w:keepLines/>
+    </w:pPr>
     <w:basedOn w:val="Normal"/>
     <w:next w:val="Normal"/>
     <w:qFormat/>

--- a/revised-april-2026/BWP_Business_Continuity_Plan(v.04.2026).docx
+++ b/revised-april-2026/BWP_Business_Continuity_Plan(v.04.2026).docx
@@ -28,8 +28,6 @@
     </w:p>
     <w:p>
       <w:pPr>
-        <w:keepNext/>
-        <w:keepLines/>
         <w:spacing w:after="200" w:before="480"/>
         <w:jc w:val="center"/>
       </w:pPr>
@@ -47,8 +45,6 @@
     </w:p>
     <w:p>
       <w:pPr>
-        <w:keepNext/>
-        <w:keepLines/>
         <w:spacing w:after="160" w:before="80"/>
         <w:jc w:val="center"/>
       </w:pPr>
@@ -196,12 +192,10 @@
     </w:p>
     <w:p>
       <w:pPr>
+        <w:pStyle w:val="Heading1"/>
         <w:keepNext/>
         <w:keepLines/>
-        <w:pBdr>
-          <w:bottom w:val="single" w:color="1B3A5C" w:sz="4" w:space="4"/>
-        </w:pBdr>
-        <w:spacing w:after="160" w:before="360" w:line="276" w:lineRule="auto"/>
+        <w:spacing w:after="120" w:before="240"/>
       </w:pPr>
       <w:r>
         <w:rPr>
@@ -255,9 +249,10 @@
     </w:p>
     <w:p>
       <w:pPr>
+        <w:pStyle w:val="Heading2"/>
         <w:keepNext/>
         <w:keepLines/>
-        <w:spacing w:after="120" w:before="280" w:line="276" w:lineRule="auto"/>
+        <w:spacing w:after="100" w:before="200"/>
       </w:pPr>
       <w:r>
         <w:rPr>
@@ -428,9 +423,10 @@
     </w:p>
     <w:p>
       <w:pPr>
+        <w:pStyle w:val="Heading2"/>
         <w:keepNext/>
         <w:keepLines/>
-        <w:spacing w:after="120" w:before="280" w:line="276" w:lineRule="auto"/>
+        <w:spacing w:after="100" w:before="200"/>
       </w:pPr>
       <w:r>
         <w:rPr>
@@ -588,12 +584,10 @@
     </w:p>
     <w:p>
       <w:pPr>
+        <w:pStyle w:val="Heading1"/>
         <w:keepNext/>
         <w:keepLines/>
-        <w:pBdr>
-          <w:bottom w:val="single" w:color="1B3A5C" w:sz="4" w:space="4"/>
-        </w:pBdr>
-        <w:spacing w:after="160" w:before="360" w:line="276" w:lineRule="auto"/>
+        <w:spacing w:after="120" w:before="240"/>
       </w:pPr>
       <w:r>
         <w:rPr>
@@ -609,9 +603,10 @@
     </w:p>
     <w:p>
       <w:pPr>
+        <w:pStyle w:val="Heading2"/>
         <w:keepNext/>
         <w:keepLines/>
-        <w:spacing w:after="120" w:before="280" w:line="276" w:lineRule="auto"/>
+        <w:spacing w:after="100" w:before="200"/>
       </w:pPr>
       <w:r>
         <w:rPr>
@@ -684,9 +679,10 @@
     </w:p>
     <w:p>
       <w:pPr>
+        <w:pStyle w:val="Heading2"/>
         <w:keepNext/>
         <w:keepLines/>
-        <w:spacing w:after="120" w:before="280" w:line="276" w:lineRule="auto"/>
+        <w:spacing w:after="100" w:before="200"/>
       </w:pPr>
       <w:r>
         <w:rPr>
@@ -721,9 +717,10 @@
     </w:p>
     <w:p>
       <w:pPr>
+        <w:pStyle w:val="Heading2"/>
         <w:keepNext/>
         <w:keepLines/>
-        <w:spacing w:after="120" w:before="280" w:line="276" w:lineRule="auto"/>
+        <w:spacing w:after="100" w:before="200"/>
       </w:pPr>
       <w:r>
         <w:rPr>
@@ -758,9 +755,10 @@
     </w:p>
     <w:p>
       <w:pPr>
+        <w:pStyle w:val="Heading2"/>
         <w:keepNext/>
         <w:keepLines/>
-        <w:spacing w:after="120" w:before="280" w:line="276" w:lineRule="auto"/>
+        <w:spacing w:after="100" w:before="200"/>
       </w:pPr>
       <w:r>
         <w:rPr>
@@ -795,12 +793,10 @@
     </w:p>
     <w:p>
       <w:pPr>
+        <w:pStyle w:val="Heading1"/>
         <w:keepNext/>
         <w:keepLines/>
-        <w:pBdr>
-          <w:bottom w:val="single" w:color="1B3A5C" w:sz="4" w:space="4"/>
-        </w:pBdr>
-        <w:spacing w:after="160" w:before="360" w:line="276" w:lineRule="auto"/>
+        <w:spacing w:after="120" w:before="240"/>
       </w:pPr>
       <w:r>
         <w:rPr>
@@ -854,12 +850,10 @@
     </w:p>
     <w:p>
       <w:pPr>
+        <w:pStyle w:val="Heading1"/>
         <w:keepNext/>
         <w:keepLines/>
-        <w:pBdr>
-          <w:bottom w:val="single" w:color="1B3A5C" w:sz="4" w:space="4"/>
-        </w:pBdr>
-        <w:spacing w:after="160" w:before="360" w:line="276" w:lineRule="auto"/>
+        <w:spacing w:after="120" w:before="240"/>
       </w:pPr>
       <w:r>
         <w:rPr>
@@ -913,12 +907,10 @@
     </w:p>
     <w:p>
       <w:pPr>
+        <w:pStyle w:val="Heading1"/>
         <w:keepNext/>
         <w:keepLines/>
-        <w:pBdr>
-          <w:bottom w:val="single" w:color="1B3A5C" w:sz="4" w:space="4"/>
-        </w:pBdr>
-        <w:spacing w:after="160" w:before="360" w:line="276" w:lineRule="auto"/>
+        <w:spacing w:after="120" w:before="240"/>
       </w:pPr>
       <w:r>
         <w:rPr>
@@ -934,9 +926,10 @@
     </w:p>
     <w:p>
       <w:pPr>
+        <w:pStyle w:val="Heading2"/>
         <w:keepNext/>
         <w:keepLines/>
-        <w:spacing w:after="120" w:before="280" w:line="276" w:lineRule="auto"/>
+        <w:spacing w:after="100" w:before="200"/>
       </w:pPr>
       <w:r>
         <w:rPr>
@@ -1009,9 +1002,10 @@
     </w:p>
     <w:p>
       <w:pPr>
+        <w:pStyle w:val="Heading2"/>
         <w:keepNext/>
         <w:keepLines/>
-        <w:spacing w:after="120" w:before="280" w:line="276" w:lineRule="auto"/>
+        <w:spacing w:after="100" w:before="200"/>
       </w:pPr>
       <w:r>
         <w:rPr>
@@ -1046,9 +1040,10 @@
     </w:p>
     <w:p>
       <w:pPr>
+        <w:pStyle w:val="Heading2"/>
         <w:keepNext/>
         <w:keepLines/>
-        <w:spacing w:after="120" w:before="280" w:line="276" w:lineRule="auto"/>
+        <w:spacing w:after="100" w:before="200"/>
       </w:pPr>
       <w:r>
         <w:rPr>
@@ -1140,9 +1135,10 @@
     </w:p>
     <w:p>
       <w:pPr>
+        <w:pStyle w:val="Heading2"/>
         <w:keepNext/>
         <w:keepLines/>
-        <w:spacing w:after="120" w:before="280" w:line="276" w:lineRule="auto"/>
+        <w:spacing w:after="100" w:before="200"/>
       </w:pPr>
       <w:r>
         <w:rPr>
@@ -1177,12 +1173,10 @@
     </w:p>
     <w:p>
       <w:pPr>
+        <w:pStyle w:val="Heading1"/>
         <w:keepNext/>
         <w:keepLines/>
-        <w:pBdr>
-          <w:bottom w:val="single" w:color="1B3A5C" w:sz="4" w:space="4"/>
-        </w:pBdr>
-        <w:spacing w:after="160" w:before="360" w:line="276" w:lineRule="auto"/>
+        <w:spacing w:after="120" w:before="240"/>
       </w:pPr>
       <w:r>
         <w:rPr>
@@ -1198,9 +1192,10 @@
     </w:p>
     <w:p>
       <w:pPr>
+        <w:pStyle w:val="Heading2"/>
         <w:keepNext/>
         <w:keepLines/>
-        <w:spacing w:after="120" w:before="280" w:line="276" w:lineRule="auto"/>
+        <w:spacing w:after="100" w:before="200"/>
       </w:pPr>
       <w:r>
         <w:rPr>
@@ -1235,9 +1230,10 @@
     </w:p>
     <w:p>
       <w:pPr>
+        <w:pStyle w:val="Heading2"/>
         <w:keepNext/>
         <w:keepLines/>
-        <w:spacing w:after="120" w:before="280" w:line="276" w:lineRule="auto"/>
+        <w:spacing w:after="100" w:before="200"/>
       </w:pPr>
       <w:r>
         <w:rPr>
@@ -1272,9 +1268,10 @@
     </w:p>
     <w:p>
       <w:pPr>
+        <w:pStyle w:val="Heading2"/>
         <w:keepNext/>
         <w:keepLines/>
-        <w:spacing w:after="120" w:before="280" w:line="276" w:lineRule="auto"/>
+        <w:spacing w:after="100" w:before="200"/>
       </w:pPr>
       <w:r>
         <w:rPr>
@@ -2017,9 +2014,10 @@
     </w:p>
     <w:p>
       <w:pPr>
+        <w:pStyle w:val="Heading2"/>
         <w:keepNext/>
         <w:keepLines/>
-        <w:spacing w:after="120" w:before="280" w:line="276" w:lineRule="auto"/>
+        <w:spacing w:after="100" w:before="200"/>
       </w:pPr>
       <w:r>
         <w:rPr>
@@ -2073,12 +2071,10 @@
     </w:p>
     <w:p>
       <w:pPr>
+        <w:pStyle w:val="Heading1"/>
         <w:keepNext/>
         <w:keepLines/>
-        <w:pBdr>
-          <w:bottom w:val="single" w:color="1B3A5C" w:sz="4" w:space="4"/>
-        </w:pBdr>
-        <w:spacing w:after="160" w:before="360" w:line="276" w:lineRule="auto"/>
+        <w:spacing w:after="120" w:before="240"/>
       </w:pPr>
       <w:r>
         <w:rPr>
@@ -2151,12 +2147,10 @@
     </w:p>
     <w:p>
       <w:pPr>
+        <w:pStyle w:val="Heading1"/>
         <w:keepNext/>
         <w:keepLines/>
-        <w:pBdr>
-          <w:bottom w:val="single" w:color="1B3A5C" w:sz="4" w:space="4"/>
-        </w:pBdr>
-        <w:spacing w:after="160" w:before="360" w:line="276" w:lineRule="auto"/>
+        <w:spacing w:after="120" w:before="240"/>
       </w:pPr>
       <w:r>
         <w:rPr>
@@ -2210,12 +2204,10 @@
     </w:p>
     <w:p>
       <w:pPr>
+        <w:pStyle w:val="Heading1"/>
         <w:keepNext/>
         <w:keepLines/>
-        <w:pBdr>
-          <w:bottom w:val="single" w:color="1B3A5C" w:sz="4" w:space="4"/>
-        </w:pBdr>
-        <w:spacing w:after="160" w:before="360" w:line="276" w:lineRule="auto"/>
+        <w:spacing w:after="120" w:before="240"/>
       </w:pPr>
       <w:r>
         <w:rPr>
@@ -2305,9 +2297,10 @@
     </w:p>
     <w:p>
       <w:pPr>
+        <w:pStyle w:val="Heading2"/>
         <w:keepNext/>
         <w:keepLines/>
-        <w:spacing w:after="120" w:before="280" w:line="276" w:lineRule="auto"/>
+        <w:spacing w:after="100" w:before="200"/>
       </w:pPr>
       <w:r>
         <w:rPr>
@@ -2342,9 +2335,10 @@
     </w:p>
     <w:p>
       <w:pPr>
+        <w:pStyle w:val="Heading2"/>
         <w:keepNext/>
         <w:keepLines/>
-        <w:spacing w:after="120" w:before="280" w:line="276" w:lineRule="auto"/>
+        <w:spacing w:after="100" w:before="200"/>
       </w:pPr>
       <w:r>
         <w:rPr>
@@ -2379,9 +2373,10 @@
     </w:p>
     <w:p>
       <w:pPr>
+        <w:pStyle w:val="Heading2"/>
         <w:keepNext/>
         <w:keepLines/>
-        <w:spacing w:after="120" w:before="280" w:line="276" w:lineRule="auto"/>
+        <w:spacing w:after="100" w:before="200"/>
       </w:pPr>
       <w:r>
         <w:rPr>
@@ -2416,9 +2411,10 @@
     </w:p>
     <w:p>
       <w:pPr>
+        <w:pStyle w:val="Heading2"/>
         <w:keepNext/>
         <w:keepLines/>
-        <w:spacing w:after="120" w:before="280" w:line="276" w:lineRule="auto"/>
+        <w:spacing w:after="100" w:before="200"/>
       </w:pPr>
       <w:r>
         <w:rPr>
@@ -2453,9 +2449,10 @@
     </w:p>
     <w:p>
       <w:pPr>
+        <w:pStyle w:val="Heading2"/>
         <w:keepNext/>
         <w:keepLines/>
-        <w:spacing w:after="120" w:before="280" w:line="276" w:lineRule="auto"/>
+        <w:spacing w:after="100" w:before="200"/>
       </w:pPr>
       <w:r>
         <w:rPr>
@@ -2490,9 +2487,10 @@
     </w:p>
     <w:p>
       <w:pPr>
+        <w:pStyle w:val="Heading2"/>
         <w:keepNext/>
         <w:keepLines/>
-        <w:spacing w:after="120" w:before="280" w:line="276" w:lineRule="auto"/>
+        <w:spacing w:after="100" w:before="200"/>
       </w:pPr>
       <w:r>
         <w:rPr>
@@ -2527,9 +2525,10 @@
     </w:p>
     <w:p>
       <w:pPr>
+        <w:pStyle w:val="Heading2"/>
         <w:keepNext/>
         <w:keepLines/>
-        <w:spacing w:after="120" w:before="280" w:line="276" w:lineRule="auto"/>
+        <w:spacing w:after="100" w:before="200"/>
       </w:pPr>
       <w:r>
         <w:rPr>
@@ -2564,9 +2563,10 @@
     </w:p>
     <w:p>
       <w:pPr>
+        <w:pStyle w:val="Heading2"/>
         <w:keepNext/>
         <w:keepLines/>
-        <w:spacing w:after="120" w:before="280" w:line="276" w:lineRule="auto"/>
+        <w:spacing w:after="100" w:before="200"/>
       </w:pPr>
       <w:r>
         <w:rPr>
@@ -2601,9 +2601,10 @@
     </w:p>
     <w:p>
       <w:pPr>
+        <w:pStyle w:val="Heading2"/>
         <w:keepNext/>
         <w:keepLines/>
-        <w:spacing w:after="120" w:before="280" w:line="276" w:lineRule="auto"/>
+        <w:spacing w:after="100" w:before="200"/>
       </w:pPr>
       <w:r>
         <w:rPr>
@@ -2638,12 +2639,10 @@
     </w:p>
     <w:p>
       <w:pPr>
+        <w:pStyle w:val="Heading1"/>
         <w:keepNext/>
         <w:keepLines/>
-        <w:pBdr>
-          <w:bottom w:val="single" w:color="1B3A5C" w:sz="4" w:space="4"/>
-        </w:pBdr>
-        <w:spacing w:after="160" w:before="360" w:line="276" w:lineRule="auto"/>
+        <w:spacing w:after="120" w:before="240"/>
       </w:pPr>
       <w:r>
         <w:rPr>
@@ -2718,9 +2717,10 @@
     </w:p>
     <w:p>
       <w:pPr>
+        <w:pStyle w:val="Heading2"/>
         <w:keepNext/>
         <w:keepLines/>
-        <w:spacing w:after="120" w:before="280" w:line="276" w:lineRule="auto"/>
+        <w:spacing w:after="100" w:before="200"/>
       </w:pPr>
       <w:r>
         <w:rPr>
@@ -2806,12 +2806,10 @@
     </w:p>
     <w:p>
       <w:pPr>
+        <w:pStyle w:val="Heading1"/>
         <w:keepNext/>
         <w:keepLines/>
-        <w:pBdr>
-          <w:bottom w:val="single" w:color="1B3A5C" w:sz="4" w:space="4"/>
-        </w:pBdr>
-        <w:spacing w:after="160" w:before="360" w:line="276" w:lineRule="auto"/>
+        <w:spacing w:after="120" w:before="240"/>
       </w:pPr>
       <w:r>
         <w:rPr>
@@ -3888,12 +3886,10 @@
     </w:p>
     <w:p>
       <w:pPr>
+        <w:pStyle w:val="Heading1"/>
         <w:keepNext/>
         <w:keepLines/>
-        <w:pBdr>
-          <w:bottom w:val="single" w:color="1B3A5C" w:sz="4" w:space="4"/>
-        </w:pBdr>
-        <w:spacing w:after="160" w:before="360" w:line="276" w:lineRule="auto"/>
+        <w:spacing w:after="120" w:before="240"/>
       </w:pPr>
       <w:r>
         <w:rPr>
@@ -5101,7 +5097,13 @@
 <file path=word/styles.xml><?xml version="1.0" encoding="utf-8"?>
 <w:styles xmlns:mc="http://schemas.openxmlformats.org/markup-compatibility/2006" xmlns:r="http://schemas.openxmlformats.org/officeDocument/2006/relationships" xmlns:w="http://schemas.openxmlformats.org/wordprocessingml/2006/main" xmlns:w14="http://schemas.microsoft.com/office/word/2010/wordml" xmlns:w15="http://schemas.microsoft.com/office/word/2012/wordml" mc:Ignorable="w14 w15">
   <w:docDefaults>
-    <w:rPrDefault/>
+    <w:rPrDefault>
+      <w:rPr>
+        <w:rFonts w:ascii="Arial" w:cs="Arial" w:eastAsia="Arial" w:hAnsi="Arial"/>
+        <w:sz w:val="24"/>
+        <w:szCs w:val="24"/>
+      </w:rPr>
+    </w:rPrDefault>
     <w:pPrDefault/>
   </w:docDefaults>
   <w:style w:type="paragraph" w:styleId="Title">
@@ -5116,10 +5118,6 @@
   </w:style>
   <w:style w:type="paragraph" w:styleId="Heading1">
     <w:name w:val="Heading 1"/>
-    <w:pPr>
-      <w:keepNext/>
-      <w:keepLines/>
-    </w:pPr>
     <w:basedOn w:val="Normal"/>
     <w:next w:val="Normal"/>
     <w:qFormat/>
@@ -5131,10 +5129,6 @@
   </w:style>
   <w:style w:type="paragraph" w:styleId="Heading2">
     <w:name w:val="Heading 2"/>
-    <w:pPr>
-      <w:keepNext/>
-      <w:keepLines/>
-    </w:pPr>
     <w:basedOn w:val="Normal"/>
     <w:next w:val="Normal"/>
     <w:qFormat/>
@@ -5146,10 +5140,6 @@
   </w:style>
   <w:style w:type="paragraph" w:styleId="Heading3">
     <w:name w:val="Heading 3"/>
-    <w:pPr>
-      <w:keepNext/>
-      <w:keepLines/>
-    </w:pPr>
     <w:basedOn w:val="Normal"/>
     <w:next w:val="Normal"/>
     <w:qFormat/>
@@ -5287,5 +5277,62 @@
       <w:szCs w:val="20"/>
     </w:rPr>
   </w:style>
+  <w:style w:type="paragraph" w:styleId="Heading1">
+    <w:name w:val="Heading 1"/>
+    <w:basedOn w:val="Normal"/>
+    <w:next w:val="Normal"/>
+    <w:qFormat/>
+    <w:pPr>
+      <w:keepNext/>
+      <w:keepLines/>
+      <w:spacing w:after="120" w:before="240"/>
+      <w:outlineLvl w:val="0"/>
+    </w:pPr>
+    <w:rPr>
+      <w:rFonts w:ascii="Arial" w:cs="Arial" w:eastAsia="Arial" w:hAnsi="Arial"/>
+      <w:b/>
+      <w:bCs/>
+      <w:sz w:val="32"/>
+      <w:szCs w:val="32"/>
+    </w:rPr>
+  </w:style>
+  <w:style w:type="paragraph" w:styleId="Heading2">
+    <w:name w:val="Heading 2"/>
+    <w:basedOn w:val="Normal"/>
+    <w:next w:val="Normal"/>
+    <w:qFormat/>
+    <w:pPr>
+      <w:keepNext/>
+      <w:keepLines/>
+      <w:spacing w:after="100" w:before="200"/>
+      <w:outlineLvl w:val="1"/>
+    </w:pPr>
+    <w:rPr>
+      <w:rFonts w:ascii="Arial" w:cs="Arial" w:eastAsia="Arial" w:hAnsi="Arial"/>
+      <w:b/>
+      <w:bCs/>
+      <w:sz w:val="28"/>
+      <w:szCs w:val="28"/>
+    </w:rPr>
+  </w:style>
+  <w:style w:type="paragraph" w:styleId="Heading3">
+    <w:name w:val="Heading 3"/>
+    <w:basedOn w:val="Normal"/>
+    <w:next w:val="Normal"/>
+    <w:qFormat/>
+    <w:pPr>
+      <w:keepNext/>
+      <w:keepLines/>
+      <w:spacing w:after="80" w:before="160"/>
+      <w:outlineLvl w:val="2"/>
+    </w:pPr>
+    <w:rPr>
+      <w:rFonts w:ascii="Arial" w:cs="Arial" w:eastAsia="Arial" w:hAnsi="Arial"/>
+      <w:b/>
+      <w:bCs/>
+      <w:sz w:val="24"/>
+      <w:szCs w:val="24"/>
+    </w:rPr>
+  </w:style>
 </w:styles>
 </file>
--- a/revised-april-2026/BWP_Business_Continuity_Plan(v.04.2026).docx
+++ b/revised-april-2026/BWP_Business_Continuity_Plan(v.04.2026).docx
@@ -1,6 +1,6 @@
 
 <file path=word/document.xml><?xml version="1.0" encoding="utf-8"?>
-<w:document xmlns:wpc="http://schemas.microsoft.com/office/word/2010/wordprocessingCanvas" xmlns:mc="http://schemas.openxmlformats.org/markup-compatibility/2006" xmlns:o="urn:schemas-microsoft-com:office:office" xmlns:r="http://schemas.openxmlformats.org/officeDocument/2006/relationships" xmlns:m="http://schemas.openxmlformats.org/officeDocument/2006/math" xmlns:v="urn:schemas-microsoft-com:vml" xmlns:wp14="http://schemas.microsoft.com/office/word/2010/wordprocessingDrawing" xmlns:wp="http://schemas.openxmlformats.org/drawingml/2006/wordprocessingDrawing" xmlns:w10="urn:schemas-microsoft-com:office:word" xmlns:w="http://schemas.openxmlformats.org/wordprocessingml/2006/main" xmlns:w14="http://schemas.microsoft.com/office/word/2010/wordml" xmlns:w15="http://schemas.microsoft.com/office/word/2012/wordml" xmlns:wpg="http://schemas.microsoft.com/office/word/2010/wordprocessingGroup" xmlns:wpi="http://schemas.microsoft.com/office/word/2010/wordprocessingInk" xmlns:wne="http://schemas.microsoft.com/office/word/2006/wordml" xmlns:wps="http://schemas.microsoft.com/office/word/2010/wordprocessingShape" xmlns:cx="http://schemas.microsoft.com/office/drawing/2014/chartex" xmlns:cx1="http://schemas.microsoft.com/office/drawing/2015/9/8/chartex" xmlns:cx2="http://schemas.microsoft.com/office/drawing/2015/10/21/chartex" xmlns:cx3="http://schemas.microsoft.com/office/drawing/2016/5/9/chartex" xmlns:cx4="http://schemas.microsoft.com/office/drawing/2016/5/10/chartex" xmlns:cx5="http://schemas.microsoft.com/office/drawing/2016/5/11/chartex" xmlns:cx6="http://schemas.microsoft.com/office/drawing/2016/5/12/chartex" xmlns:cx7="http://schemas.microsoft.com/office/drawing/2016/5/13/chartex" xmlns:cx8="http://schemas.microsoft.com/office/drawing/2016/5/14/chartex" xmlns:aink="http://schemas.microsoft.com/office/drawing/2016/ink" xmlns:am3d="http://schemas.microsoft.com/office/drawing/2017/model3d" xmlns:w16cex="http://schemas.microsoft.com/office/word/2018/wordml/cex" xmlns:w16cid="http://schemas.microsoft.com/office/word/2016/wordml/cid" xmlns:w16="http://schemas.microsoft.com/office/word/2018/wordml" xmlns:w16sdtdh="http://schemas.microsoft.com/office/word/2020/wordml/sdtdatahash" xmlns:w16se="http://schemas.microsoft.com/office/word/2015/wordml/symex" mc:Ignorable="w14 w15 wp14">
+<w:document xmlns:mc="http://schemas.openxmlformats.org/markup-compatibility/2006" xmlns:r="http://schemas.openxmlformats.org/officeDocument/2006/relationships" xmlns:w="http://schemas.openxmlformats.org/wordprocessingml/2006/main" mc:Ignorable="w14 w15 wp14">
   <w:body>
     <w:p>
       <w:pPr>
@@ -164,30 +164,6 @@
           <w:szCs w:val="24"/>
         </w:rPr>
         <w:t xml:space="preserve">This Business Continuity Plan is the property of Buckeye Wealth Partners, LLC (“BWP” or “Advisor”). Copies shall be distributed to all employees critical to daily operations. Attestation of receipt is required. When the BCP is updated, all applicable employees will review the revised plan and sign a new attestation.</w:t>
-      </w:r>
-    </w:p>
-    <w:p>
-      <w:pPr>
-        <w:spacing w:after="0" w:before="0" w:line="240"/>
-      </w:pPr>
-      <w:r>
-        <w:rPr>
-          <w:sz w:val="24"/>
-          <w:szCs w:val="24"/>
-        </w:rPr>
-        <w:t xml:space="preserve"/>
-      </w:r>
-    </w:p>
-    <w:p>
-      <w:pPr>
-        <w:spacing w:after="0" w:before="0" w:line="240"/>
-      </w:pPr>
-      <w:r>
-        <w:rPr>
-          <w:sz w:val="24"/>
-          <w:szCs w:val="24"/>
-        </w:rPr>
-        <w:t xml:space="preserve"/>
       </w:r>
     </w:p>
     <w:p>
@@ -2002,18 +1978,6 @@
     </w:tbl>
     <w:p>
       <w:pPr>
-        <w:spacing w:after="0" w:before="0" w:line="240"/>
-      </w:pPr>
-      <w:r>
-        <w:rPr>
-          <w:sz w:val="24"/>
-          <w:szCs w:val="24"/>
-        </w:rPr>
-        <w:t xml:space="preserve"/>
-      </w:r>
-    </w:p>
-    <w:p>
-      <w:pPr>
         <w:pStyle w:val="Heading2"/>
         <w:keepNext/>
         <w:keepLines/>
@@ -2791,17 +2755,6 @@
           <w:szCs w:val="24"/>
         </w:rPr>
         <w:t xml:space="preserve">Printed Name: Jim Kilgore, CFP®, CCO</w:t>
-      </w:r>
-    </w:p>
-    <w:p>
-      <w:pPr>
-        <w:pBdr>
-          <w:bottom w:val="single" w:color="1B3A5C" w:sz="6" w:space="2"/>
-        </w:pBdr>
-        <w:spacing w:after="120" w:before="120"/>
-      </w:pPr>
-      <w:r>
-        <w:t xml:space="preserve"/>
       </w:r>
     </w:p>
     <w:p>
@@ -3861,29 +3814,6 @@
         </w:tc>
       </w:tr>
     </w:tbl>
-    <w:p>
-      <w:pPr>
-        <w:spacing w:after="0" w:before="0" w:line="240"/>
-      </w:pPr>
-      <w:r>
-        <w:rPr>
-          <w:sz w:val="24"/>
-          <w:szCs w:val="24"/>
-        </w:rPr>
-        <w:t xml:space="preserve"/>
-      </w:r>
-    </w:p>
-    <w:p>
-      <w:pPr>
-        <w:pBdr>
-          <w:bottom w:val="single" w:color="1B3A5C" w:sz="6" w:space="2"/>
-        </w:pBdr>
-        <w:spacing w:after="120" w:before="120"/>
-      </w:pPr>
-      <w:r>
-        <w:t xml:space="preserve"/>
-      </w:r>
-    </w:p>
     <w:p>
       <w:pPr>
         <w:pStyle w:val="Heading1"/>
